--- a/docs/lista_louvores/Textos_Louvores/DOM DE AMAR.docx
+++ b/docs/lista_louvores/Textos_Louvores/DOM DE AMAR.docx
@@ -4,15 +4,9 @@
   <w:body>
     <w:p>
       <w:pPr>
-        <w:pStyle w:val="SemEspaamento"/>
-        <w:rPr>
-          <w:rFonts w:ascii="Times New Roman" w:hAnsi="Times New Roman" w:cs="Times New Roman"/>
-        </w:rPr>
+        <w:pStyle w:val="Ttulo1"/>
       </w:pPr>
       <w:r>
-        <w:rPr>
-          <w:rFonts w:ascii="Times New Roman" w:hAnsi="Times New Roman" w:cs="Times New Roman"/>
-        </w:rPr>
         <w:t>DOM DE AMAR</w:t>
       </w:r>
     </w:p>
@@ -173,7 +167,21 @@
         <w:rPr>
           <w:rFonts w:ascii="Times New Roman" w:hAnsi="Times New Roman"/>
         </w:rPr>
-        <w:t xml:space="preserve">E viver o perdão que vem de Deus pra nos unir </w:t>
+        <w:t xml:space="preserve">E viver o perdão que vem de Deus </w:t>
+      </w:r>
+      <w:proofErr w:type="gramStart"/>
+      <w:r>
+        <w:rPr>
+          <w:rFonts w:ascii="Times New Roman" w:hAnsi="Times New Roman"/>
+        </w:rPr>
+        <w:t>pra</w:t>
+      </w:r>
+      <w:proofErr w:type="gramEnd"/>
+      <w:r>
+        <w:rPr>
+          <w:rFonts w:ascii="Times New Roman" w:hAnsi="Times New Roman"/>
+        </w:rPr>
+        <w:t xml:space="preserve"> nos unir </w:t>
       </w:r>
       <w:r>
         <w:rPr>
